--- a/assets/Benjamin_Espinoza_CV_EN.docx
+++ b/assets/Benjamin_Espinoza_CV_EN.docx
@@ -359,7 +359,7 @@
     </w:p>
     <w:p>
       <w:pPr>
-        <w:spacing w:after="40"/>
+        <w:spacing w:after="20"/>
       </w:pPr>
       <w:r>
         <w:rPr>
@@ -374,6 +374,18 @@
       </w:pPr>
       <w:r>
         <w:rPr>
+          <w:i/>
+          <w:sz w:val="16"/>
+        </w:rPr>
+        <w:t xml:space="preserve">   Banking innovation, Fintech ecosystems, and digital business models.</w:t>
+      </w:r>
+    </w:p>
+    <w:p>
+      <w:pPr>
+        <w:spacing w:after="20"/>
+      </w:pPr>
+      <w:r>
+        <w:rPr>
           <w:sz w:val="17"/>
         </w:rPr>
         <w:t>• Diploma in Web Design &amp; Programming – Fundación Telefónica &amp; AIEP (2022)</w:t>
@@ -385,9 +397,79 @@
       </w:pPr>
       <w:r>
         <w:rPr>
+          <w:i/>
+          <w:sz w:val="16"/>
+        </w:rPr>
+        <w:t xml:space="preserve">   Frontend web development, HTML/CSS/JS, responsive design, and UX/UI principles.</w:t>
+      </w:r>
+    </w:p>
+    <w:p>
+      <w:pPr>
+        <w:spacing w:after="20"/>
+      </w:pPr>
+      <w:r>
+        <w:rPr>
+          <w:sz w:val="17"/>
+        </w:rPr>
+        <w:t>• Introductory University Program – BYU PathwayConnect (2022)</w:t>
+      </w:r>
+    </w:p>
+    <w:p>
+      <w:pPr>
+        <w:spacing w:after="40"/>
+      </w:pPr>
+      <w:r>
+        <w:rPr>
+          <w:i/>
+          <w:sz w:val="16"/>
+        </w:rPr>
+        <w:t xml:space="preserve">   Project management, professional academic English communication, and leadership.</w:t>
+      </w:r>
+    </w:p>
+    <w:p>
+      <w:pPr>
+        <w:spacing w:after="20"/>
+      </w:pPr>
+      <w:r>
+        <w:rPr>
           <w:sz w:val="17"/>
         </w:rPr>
         <w:t>• B.S. Industrial Civil Engineering – Universidad de Valparaíso (2013 – 2020)</w:t>
+      </w:r>
+    </w:p>
+    <w:p>
+      <w:pPr>
+        <w:spacing w:after="40"/>
+      </w:pPr>
+      <w:r>
+        <w:rPr>
+          <w:i/>
+          <w:sz w:val="16"/>
+        </w:rPr>
+        <w:t xml:space="preserve">   Process optimization, operations management, financial engineering, and quantitative analysis.</w:t>
+      </w:r>
+    </w:p>
+    <w:p>
+      <w:pPr>
+        <w:spacing w:before="160" w:after="60"/>
+      </w:pPr>
+      <w:r>
+        <w:rPr>
+          <w:b/>
+          <w:color w:val="0D1B2A"/>
+          <w:sz w:val="21"/>
+        </w:rPr>
+        <w:t>CERTIFICATIONS &amp; LANGUAGES</w:t>
+      </w:r>
+    </w:p>
+    <w:p>
+      <w:r>
+        <w:rPr>
+          <w:sz w:val="17"/>
+        </w:rPr>
+        <w:t>• Certifications: User Stories Certificate (CertiProf), English B2 Upper-Intermediate (Cambridge Linguaskill), SQL &amp; Tableau Prep Certification, Google Tag Manager Basics.</w:t>
+        <w:br/>
+        <w:t>• Languages: Native Spanish | English (B2 Upper-Intermediate) | French (A1 Basic)</w:t>
       </w:r>
     </w:p>
     <w:p>
